--- a/templates/bg/variant/agreement.docx
+++ b/templates/bg/variant/agreement.docx
@@ -21,7 +21,7 @@
         </w:rPr>
         <w:drawing>
           <wp:inline distT="0" distB="0" distL="0" distR="0" wp14:anchorId="453E3CB3" wp14:editId="7FAB774A">
-            <wp:extent cx="3164098" cy="493819"/>
+            <wp:extent cx="3164098" cy="1259554"/>
             <wp:effectExtent l="0" t="0" r="0" b="1905"/>
             <wp:docPr id="2" name="Рисунок 2"/>
             <wp:cNvGraphicFramePr>
@@ -49,7 +49,7 @@
                   <pic:spPr>
                     <a:xfrm>
                       <a:off x="0" y="0"/>
-                      <a:ext cx="3164098" cy="493819"/>
+                      <a:ext cx="3164098" cy="1259554"/>
                     </a:xfrm>
                     <a:prstGeom prst="rect">
                       <a:avLst/>
@@ -142,7 +142,7 @@
           <w:sz w:val="24"/>
           <w:szCs w:val="24"/>
         </w:rPr>
-        <w:t xml:space="preserve">г. Казань </w:t>
+        <w:t xml:space="preserve">г. Щёлково </w:t>
       </w:r>
       <w:r>
         <w:rPr>
@@ -271,7 +271,7 @@
           <w:sz w:val="24"/>
           <w:szCs w:val="24"/>
         </w:rPr>
-        <w:t xml:space="preserve">Общество с ограниченной ответственностью «Камский коммерческий банк», </w:t>
+        <w:t xml:space="preserve">Акционерный коммерческий банк «НООСФЕРА» (акционерное общество), </w:t>
       </w:r>
       <w:r>
         <w:rPr>
@@ -287,7 +287,7 @@
           <w:sz w:val="24"/>
           <w:szCs w:val="24"/>
         </w:rPr>
-        <w:t>юридических лиц за основным государственным регистрационным номером 1021600000840, лицензия на осущест</w:t>
+        <w:t>юридических лиц за основным государственным регистрационным номером 1020400000059, лицензия на осущест</w:t>
       </w:r>
       <w:r>
         <w:rPr>
@@ -303,7 +303,7 @@
           <w:sz w:val="24"/>
           <w:szCs w:val="24"/>
         </w:rPr>
-        <w:t>е банковских операций №438 от 28.12.2018</w:t>
+        <w:t>е банковских операций №2650 от 17.01.1994</w:t>
       </w:r>
       <w:r>
         <w:rPr>
@@ -2080,7 +2080,7 @@
           <w:sz w:val="24"/>
           <w:szCs w:val="24"/>
         </w:rPr>
-        <w:t>одлежат рассмотрению в Арбитражном суде Республики Татарстан.</w:t>
+        <w:t>одлежат рассмотрению в Арбитражном суде Московской области.</w:t>
       </w:r>
     </w:p>
     <w:p>
@@ -2107,7 +2107,7 @@
           <w:sz w:val="24"/>
           <w:szCs w:val="24"/>
         </w:rPr>
-        <w:t>Стороны соглашаются, что документы и иные материалы в рамках арбитража могут направляться по следующим адресам электронной почты: ООО «</w:t>
+        <w:t>Стороны соглашаются, что документы и иные материалы в рамках арбитража могут направляться по следующим адресам электронной почты: АКБ «</w:t>
       </w:r>
       <w:proofErr w:type="spellStart"/>
       <w:r>
@@ -2116,7 +2116,7 @@
           <w:sz w:val="24"/>
           <w:szCs w:val="24"/>
         </w:rPr>
-        <w:t>Камкомбанк</w:t>
+        <w:t>НООСФЕРА</w:t>
       </w:r>
       <w:proofErr w:type="spellEnd"/>
       <w:r>
@@ -2134,15 +2134,15 @@
           <w:szCs w:val="24"/>
           <w:lang w:val="en-US"/>
         </w:rPr>
-        <w:t>post</w:t>
-      </w:r>
-      <w:r>
-        <w:rPr>
-          <w:rFonts w:ascii="Times New Roman" w:hAnsi="Times New Roman" w:cs="Times New Roman"/>
-          <w:sz w:val="24"/>
-          <w:szCs w:val="24"/>
-        </w:rPr>
-        <w:t>@kamkombank</w:t>
+        <w:t>info</w:t>
+      </w:r>
+      <w:r>
+        <w:rPr>
+          <w:rFonts w:ascii="Times New Roman" w:hAnsi="Times New Roman" w:cs="Times New Roman"/>
+          <w:sz w:val="24"/>
+          <w:szCs w:val="24"/>
+        </w:rPr>
+        <w:t>@noosferabank</w:t>
       </w:r>
       <w:r>
         <w:rPr>
@@ -2783,7 +2783,7 @@
           <w:sz w:val="24"/>
           <w:szCs w:val="24"/>
         </w:rPr>
-        <w:t>ООО</w:t>
+        <w:t>АКБ</w:t>
       </w:r>
       <w:r>
         <w:rPr>
@@ -2802,7 +2802,7 @@
           <w:sz w:val="24"/>
           <w:szCs w:val="24"/>
         </w:rPr>
-        <w:t>Камкомбанк</w:t>
+        <w:t>НООСФЕРА</w:t>
       </w:r>
       <w:proofErr w:type="spellEnd"/>
       <w:r>
@@ -2839,39 +2839,39 @@
           <w:sz w:val="24"/>
           <w:szCs w:val="24"/>
         </w:rPr>
-        <w:t>438</w:t>
-      </w:r>
-      <w:r>
-        <w:rPr>
-          <w:rFonts w:ascii="Times New Roman" w:hAnsi="Times New Roman" w:cs="Times New Roman"/>
-          <w:sz w:val="24"/>
-          <w:szCs w:val="24"/>
-        </w:rPr>
-        <w:t xml:space="preserve"> от 2</w:t>
-      </w:r>
-      <w:r>
-        <w:rPr>
-          <w:rFonts w:ascii="Times New Roman" w:hAnsi="Times New Roman" w:cs="Times New Roman"/>
-          <w:sz w:val="24"/>
-          <w:szCs w:val="24"/>
-        </w:rPr>
-        <w:t>8.12</w:t>
-      </w:r>
-      <w:r>
-        <w:rPr>
-          <w:rFonts w:ascii="Times New Roman" w:hAnsi="Times New Roman" w:cs="Times New Roman"/>
-          <w:sz w:val="24"/>
-          <w:szCs w:val="24"/>
-        </w:rPr>
-        <w:t>.201</w:t>
-      </w:r>
-      <w:r>
-        <w:rPr>
-          <w:rFonts w:ascii="Times New Roman" w:hAnsi="Times New Roman" w:cs="Times New Roman"/>
-          <w:sz w:val="24"/>
-          <w:szCs w:val="24"/>
-        </w:rPr>
-        <w:t>8</w:t>
+        <w:t>2650</w:t>
+      </w:r>
+      <w:r>
+        <w:rPr>
+          <w:rFonts w:ascii="Times New Roman" w:hAnsi="Times New Roman" w:cs="Times New Roman"/>
+          <w:sz w:val="24"/>
+          <w:szCs w:val="24"/>
+        </w:rPr>
+        <w:t xml:space="preserve"> от </w:t>
+      </w:r>
+      <w:r>
+        <w:rPr>
+          <w:rFonts w:ascii="Times New Roman" w:hAnsi="Times New Roman" w:cs="Times New Roman"/>
+          <w:sz w:val="24"/>
+          <w:szCs w:val="24"/>
+        </w:rPr>
+        <w:t>17.01.1994</w:t>
+      </w:r>
+      <w:r>
+        <w:rPr>
+          <w:rFonts w:ascii="Times New Roman" w:hAnsi="Times New Roman" w:cs="Times New Roman"/>
+          <w:sz w:val="24"/>
+          <w:szCs w:val="24"/>
+        </w:rPr>
+        <w:t/>
+      </w:r>
+      <w:r>
+        <w:rPr>
+          <w:rFonts w:ascii="Times New Roman" w:hAnsi="Times New Roman" w:cs="Times New Roman"/>
+          <w:sz w:val="24"/>
+          <w:szCs w:val="24"/>
+        </w:rPr>
+        <w:t/>
       </w:r>
       <w:r>
         <w:rPr>
@@ -2906,7 +2906,7 @@
           <w:sz w:val="24"/>
           <w:szCs w:val="24"/>
         </w:rPr>
-        <w:t>423800, Республика Татарстан, город Набережные Челны, ул. Гидростроителей, д.21</w:t>
+        <w:t>141109, Московская область, г.о. Щёлково, г. Щёлково, ул. Талсинская, д. 59, стр. 3А</w:t>
       </w:r>
       <w:r>
         <w:rPr>
@@ -2950,15 +2950,15 @@
           <w:szCs w:val="24"/>
           <w:lang w:val="en-US"/>
         </w:rPr>
-        <w:t>post</w:t>
-      </w:r>
-      <w:r>
-        <w:rPr>
-          <w:rFonts w:ascii="Times New Roman" w:hAnsi="Times New Roman" w:cs="Times New Roman"/>
-          <w:sz w:val="24"/>
-          <w:szCs w:val="24"/>
-        </w:rPr>
-        <w:t>@kamkombank</w:t>
+        <w:t>info</w:t>
+      </w:r>
+      <w:r>
+        <w:rPr>
+          <w:rFonts w:ascii="Times New Roman" w:hAnsi="Times New Roman" w:cs="Times New Roman"/>
+          <w:sz w:val="24"/>
+          <w:szCs w:val="24"/>
+        </w:rPr>
+        <w:t>@noosferabank</w:t>
       </w:r>
       <w:r>
         <w:rPr>
@@ -3001,7 +3001,7 @@
           <w:sz w:val="24"/>
           <w:szCs w:val="24"/>
         </w:rPr>
-        <w:t>1650025163</w:t>
+        <w:t>0411006129</w:t>
       </w:r>
       <w:r>
         <w:rPr>
@@ -3025,7 +3025,7 @@
           <w:sz w:val="24"/>
           <w:szCs w:val="24"/>
         </w:rPr>
-        <w:t>165001001</w:t>
+        <w:t>505001001</w:t>
       </w:r>
       <w:r>
         <w:rPr>
@@ -3049,7 +3049,7 @@
           <w:sz w:val="24"/>
           <w:szCs w:val="24"/>
         </w:rPr>
-        <w:t>1021600000840</w:t>
+        <w:t>1020400000059</w:t>
       </w:r>
       <w:r>
         <w:rPr>
@@ -3073,7 +3073,7 @@
           <w:sz w:val="24"/>
           <w:szCs w:val="24"/>
         </w:rPr>
-        <w:t>049205525</w:t>
+        <w:t>044525981</w:t>
       </w:r>
     </w:p>
     <w:p>
@@ -3111,45 +3111,45 @@
           <w:sz w:val="24"/>
           <w:szCs w:val="24"/>
         </w:rPr>
-        <w:t xml:space="preserve">30101810522029205525 </w:t>
-      </w:r>
-      <w:r>
-        <w:rPr>
-          <w:rFonts w:ascii="Times New Roman" w:hAnsi="Times New Roman" w:cs="Times New Roman"/>
-          <w:sz w:val="24"/>
-          <w:szCs w:val="24"/>
-        </w:rPr>
-        <w:t>в Отделении – Национальном банке по Республике Татарстан Волго-Вятского главного управления Центрального банка Российской Федерации.</w:t>
-      </w:r>
-    </w:p>
-    <w:p>
-      <w:pPr>
-        <w:spacing w:after="0"/>
-        <w:jc w:val="both"/>
-        <w:rPr>
-          <w:rFonts w:ascii="Times New Roman" w:hAnsi="Times New Roman" w:cs="Times New Roman"/>
-          <w:sz w:val="24"/>
-          <w:szCs w:val="24"/>
-        </w:rPr>
-      </w:pPr>
-    </w:p>
-    <w:p>
-      <w:pPr>
-        <w:spacing w:after="0"/>
-        <w:jc w:val="both"/>
-        <w:rPr>
-          <w:rFonts w:ascii="Times New Roman" w:hAnsi="Times New Roman" w:cs="Times New Roman"/>
-          <w:sz w:val="24"/>
-          <w:szCs w:val="24"/>
-        </w:rPr>
-      </w:pPr>
-      <w:r>
-        <w:rPr>
-          <w:rFonts w:ascii="Times New Roman" w:hAnsi="Times New Roman" w:cs="Times New Roman"/>
-          <w:sz w:val="24"/>
-          <w:szCs w:val="24"/>
-        </w:rPr>
-        <w:t>Начальник отдела банковских гарантий</w:t>
+        <w:t xml:space="preserve">30101810845374525981 </w:t>
+      </w:r>
+      <w:r>
+        <w:rPr>
+          <w:rFonts w:ascii="Times New Roman" w:hAnsi="Times New Roman" w:cs="Times New Roman"/>
+          <w:sz w:val="24"/>
+          <w:szCs w:val="24"/>
+        </w:rPr>
+        <w:t>в ГУ Банка России по ЦФО.</w:t>
+      </w:r>
+    </w:p>
+    <w:p>
+      <w:pPr>
+        <w:spacing w:after="0"/>
+        <w:jc w:val="both"/>
+        <w:rPr>
+          <w:rFonts w:ascii="Times New Roman" w:hAnsi="Times New Roman" w:cs="Times New Roman"/>
+          <w:sz w:val="24"/>
+          <w:szCs w:val="24"/>
+        </w:rPr>
+      </w:pPr>
+    </w:p>
+    <w:p>
+      <w:pPr>
+        <w:spacing w:after="0"/>
+        <w:jc w:val="both"/>
+        <w:rPr>
+          <w:rFonts w:ascii="Times New Roman" w:hAnsi="Times New Roman" w:cs="Times New Roman"/>
+          <w:sz w:val="24"/>
+          <w:szCs w:val="24"/>
+        </w:rPr>
+      </w:pPr>
+      <w:r>
+        <w:rPr>
+          <w:rFonts w:ascii="Times New Roman" w:hAnsi="Times New Roman" w:cs="Times New Roman"/>
+          <w:sz w:val="24"/>
+          <w:szCs w:val="24"/>
+        </w:rPr>
+        <w:t>Уполномоченный представитель</w:t>
       </w:r>
       <w:r>
         <w:rPr>
@@ -3206,7 +3206,7 @@
           <w:sz w:val="24"/>
           <w:szCs w:val="24"/>
         </w:rPr>
-        <w:t>Ф.Ф.Ахмадуллин</w:t>
+        <w:t>_______________</w:t>
       </w:r>
       <w:proofErr w:type="spellEnd"/>
     </w:p>
